--- a/klagomål/A 55066-2022 FSC-klagomål.docx
+++ b/klagomål/A 55066-2022 FSC-klagomål.docx
@@ -726,7 +726,7 @@
     <w:r>
       <w:tab/>
       <w:tab/>
-      <w:t>2026-06-18</w:t>
+      <w:t>2026-06-19</w:t>
       <w:br/>
       <w:br/>
     </w:r>

--- a/klagomål/A 55066-2022 FSC-klagomål.docx
+++ b/klagomål/A 55066-2022 FSC-klagomål.docx
@@ -726,7 +726,7 @@
     <w:r>
       <w:tab/>
       <w:tab/>
-      <w:t>2026-06-19</w:t>
+      <w:t>2026-06-20</w:t>
       <w:br/>
       <w:br/>
     </w:r>

--- a/klagomål/A 55066-2022 FSC-klagomål.docx
+++ b/klagomål/A 55066-2022 FSC-klagomål.docx
@@ -168,38 +168,7 @@
     </w:p>
     <w:p>
       <w:r>
-        <w:t>Detta dokument behandlar höga naturvärden i avverkningsanmälan A 55066-2022 i Uppsala kommun som inkom 2022-11-21 och omfattar 0,4 ha.</w:t>
-      </w:r>
-    </w:p>
-    <w:p>
-      <w:r>
-        <w:t>Nedan presenteras fynd av naturvårdsarter som gjorts i det avverkningsanmälda området, samt relevanta utdrag ur standarderna för FSC, Chain of Custody, Controlled Wood och PEFC.</w:t>
-      </w:r>
-    </w:p>
-    <w:p>
-      <w:r>
-        <w:t>Vi förväntar oss att ni återkommer med ett skriftligt svar på vårt klagomål och även beskriver vilka korrigerande åtgärder ni satt in för att rätta till identifierade brister i er efterlevnad av den svenska FSC standarden.</w:t>
-      </w:r>
-    </w:p>
-    <w:p>
-      <w:pPr>
-        <w:pStyle w:val="Heading1"/>
-      </w:pPr>
-      <w:r>
-        <w:t>Naturvårdsarter</w:t>
-      </w:r>
-    </w:p>
-    <w:p>
-      <w:r>
-        <w:t>Inom 25 meter från avverkningsanmälan har följande 4 naturvårdsarter hittats: violgubbe (EN), fjällig taggsvamp s.str. (NT), orange taggsvamp (NT, T) och korallblylav (S, T). Av dessa är 3 rödlistade. För rödlistade arter har rödlistekategorin angivits inom parentes. Arter som är signalarter enligt Skogsstyrelsen har markerats med (S). Typiska arter inom Natura 2000 som är kopplade till skogsekosystem har markerats med (T).</w:t>
-      </w:r>
-    </w:p>
-    <w:p>
-      <w:r>
-        <w:t>De påträffade naturvårdsarterna är ett tydligt kvitto på att det rör sig om en skog med höga naturvärden.</w:t>
-      </w:r>
-      <w:r>
-        <w:t xml:space="preserve"> I Figur 1 visas fyndplatser för naturvårdsarter i området, som finns registrerade på Artportalen.</w:t>
+        <w:t>Detta klagomål behandlar höga naturvärden i avverkningsanmälan A 55066-2022 i Uppsala kommun som inkom 2022-11-21 och omfattar 0,4 ha.</w:t>
       </w:r>
     </w:p>
     <w:p>
@@ -247,7 +216,46 @@
         <w:spacing w:after="240"/>
       </w:pPr>
       <w:r>
-        <w:t>Figur 1. Fyndplatser för naturvårdsarter inom 25 meter från avverkningsanmälan (röd linje). Markörer utan svart kant är placerade på fyndplatsen. Markörer med svart kant är placerade vid sidan av fyndplatsen och har ett svart streck som visar fyndplatsens exakta position. Kartans mittpunktskoordinat är N 6654151, E 648955 i SWEREF 99 TM.</w:t>
+        <w:t>Figur 1. Fyndplatser för naturvårdsarter inom 25 meter från avverkningsanmälan. Markörer utan svart kant är placerade på fyndplatsen. Markörer med svart kant är placerade vid sidan av fyndplatsen har ett svart streck som visar fyndplatsens exakta position. Kartans mittpunktskoordinat är N 6654151, E 648955 i SWEREF 99 TM.</w:t>
+      </w:r>
+    </w:p>
+    <w:p>
+      <w:r>
+        <w:t>Inom 25 meter från avverkningsanmälan finns fynd av 4 naturvårdsarter, varav 3 är rödlistade, 2 är typiska (T) och 1 är signalart (S): violgubbe (EN), fjällig taggsvamp s.str. (NT), orange taggsvamp (NT, T) och korallblylav (S, T). Se Figur 1.</w:t>
+      </w:r>
+    </w:p>
+    <w:p>
+      <w:r>
+        <w:t>Nedan presenteras relevanta utdrag ur standarderna för FSC, Chain of Custody, Controlled Wood och PEFC.</w:t>
+      </w:r>
+    </w:p>
+    <w:p>
+      <w:r>
+        <w:t>Vi förväntar oss att ni återkommer med ett skriftligt svar på vårt klagomål och även beskriver vilka korrigerande åtgärder ni satt in för att rätta till identifierade brister i er efterlevnad av den svenska FSC standarden.</w:t>
+      </w:r>
+    </w:p>
+    <w:p>
+      <w:pPr>
+        <w:pStyle w:val="Heading1"/>
+      </w:pPr>
+      <w:r>
+        <w:t>Naturvårdsarter och fridlysta arter</w:t>
+      </w:r>
+    </w:p>
+    <w:p>
+      <w:r>
+        <w:t>Nedan följer beskrivningar av de naturvårdsarter och fridlysta arter som har sina livsmiljöer och växtplatser i den avverkningsanmälda skogen. De påträffade naturvårdsarterna är ett tydligt kvitto på att det rör sig om en skog med höga naturvärden.</w:t>
+      </w:r>
+    </w:p>
+    <w:p>
+      <w:r>
+        <w:rPr>
+          <w:b/>
+        </w:rPr>
+        <w:t>Violgubbe (EN)</w:t>
+      </w:r>
+      <w:r>
+        <w:t xml:space="preserve"> är en starkt hotad art som bildar mykorrhiza med gran och bok och ev. andra trädslag i äldre ängsgran- och ängsbokskog med lång kontinuitet, främst på kalkrik mark. Arten är placerad högst upp i Skogsstyrelsens värdepyramid för bedömning av skog med höga naturvärden och indikerar alltid skogsområden med höga naturvärden. Det största hotet mot arten är skogsavverkning och den omfattas av ett åtgärdsprogram för hotade arter (ÅGP). Violgubben överlever inte en slutavverkning och verkar dessutom ha svårt att etablera sig i yngre skogsbestånd (SLU Artdatabanken, 2026; Nitare &amp; Skogsstyrelsen, 2019; Aronsson, 2006).</w:t>
       </w:r>
     </w:p>
     <w:p>
@@ -259,6 +267,26 @@
       </w:r>
       <w:r>
         <w:t xml:space="preserve"> bildar mykorrhiza med gran i granskog och barrblandskog, främst på frisk näringsrik mark i äldre skog med lång trädkontinuitet. Den totala populationen i landet har minskat och bedöms fortsätta minska till följd av avverkning av äldre barrskogar. Minskningstakten för den svenska populationen bedöms vara nära gränsvärdet för sårbar (VU) (SLU Artdatabanken, 2026).</w:t>
+      </w:r>
+    </w:p>
+    <w:p>
+      <w:r>
+        <w:rPr>
+          <w:b/>
+        </w:rPr>
+        <w:t xml:space="preserve">Orange taggsvamp (NT) </w:t>
+      </w:r>
+      <w:r>
+        <w:t xml:space="preserve">bildar mykorrhiza med både gran och tall och den förekommer främst i äldre barrskogar med kontinuitetsskogskaraktär. Mest frekvent är den i äldre mossrik granskog, men då bara i skogar inom granens naturliga utbredningsområde och i bestånd med långvarig grankontinuitet. Den totala populationen i landet bedöms ha minskat kraftigt och fortsatt kommer att minska då arten är knuten till en produktiv skogsmiljö som successivt avverkas. Arten hotas främst av skogsavverkning och tycks försvinna efter slutavverkning, markberedning och plantering och det är inte känt att arten har återkommit i anlagd skog på tidigare kalmark. Orange taggsvamp är typisk art för </w:t>
+      </w:r>
+      <w:r>
+        <w:rPr>
+          <w:i/>
+        </w:rPr>
+        <w:t>9010 Taiga</w:t>
+      </w:r>
+      <w:r>
+        <w:t xml:space="preserve"> (SLU Artdatabanken, 2024).</w:t>
       </w:r>
     </w:p>
     <w:p>
@@ -288,37 +316,6 @@
       </w:r>
       <w:r>
         <w:t xml:space="preserve"> (SLU Artdatabanken, 2024; Nitare &amp; Skogsstyrelsen, 2019).</w:t>
-      </w:r>
-    </w:p>
-    <w:p>
-      <w:r>
-        <w:rPr>
-          <w:b/>
-        </w:rPr>
-        <w:t xml:space="preserve">Orange taggsvamp (NT) </w:t>
-      </w:r>
-      <w:r>
-        <w:t xml:space="preserve">bildar mykorrhiza med både gran och tall och den förekommer främst i äldre barrskogar med kontinuitetsskogskaraktär. Mest frekvent är den i äldre mossrik granskog, men då bara i skogar inom granens naturliga utbredningsområde och i bestånd med långvarig grankontinuitet. Den totala populationen i landet bedöms ha minskat kraftigt och fortsatt kommer att minska då arten är knuten till en produktiv skogsmiljö som successivt avverkas. Arten hotas främst av skogsavverkning och tycks försvinna efter slutavverkning, markberedning och plantering och det är inte känt att arten har återkommit i anlagd skog på tidigare kalmark. Orange taggsvamp är typisk art för </w:t>
-      </w:r>
-      <w:r>
-        <w:rPr>
-          <w:i/>
-        </w:rPr>
-        <w:t>9010 Taiga</w:t>
-      </w:r>
-      <w:r>
-        <w:t xml:space="preserve"> (SLU Artdatabanken, 2024).</w:t>
-      </w:r>
-    </w:p>
-    <w:p>
-      <w:r>
-        <w:rPr>
-          <w:b/>
-        </w:rPr>
-        <w:t>Violgubbe (EN)</w:t>
-      </w:r>
-      <w:r>
-        <w:t xml:space="preserve"> är en starkt hotad art som bildar mykorrhiza med gran och bok och ev. andra trädslag i äldre ängsgran- och ängsbokskog med lång kontinuitet, främst på kalkrik mark. Arten är placerad högst upp i Skogsstyrelsens värdepyramid för bedömning av skog med höga naturvärden och indikerar alltid skogsområden med höga naturvärden. Det största hotet mot arten är skogsavverkning och den omfattas av ett åtgärdsprogram för hotade arter (ÅGP). Violgubben överlever inte en slutavverkning och verkar dessutom ha svårt att etablera sig i yngre skogsbestånd (SLU Artdatabanken, 2026; Nitare &amp; Skogsstyrelsen, 2019; Aronsson, 2006).</w:t>
       </w:r>
     </w:p>
     <w:p>
@@ -726,7 +723,7 @@
     <w:r>
       <w:tab/>
       <w:tab/>
-      <w:t>2026-06-20</w:t>
+      <w:t>2026-06-21</w:t>
       <w:br/>
       <w:br/>
     </w:r>

--- a/klagomål/A 55066-2022 FSC-klagomål.docx
+++ b/klagomål/A 55066-2022 FSC-klagomål.docx
@@ -723,7 +723,7 @@
     <w:r>
       <w:tab/>
       <w:tab/>
-      <w:t>2026-06-21</w:t>
+      <w:t>2026-06-22</w:t>
       <w:br/>
       <w:br/>
     </w:r>

--- a/klagomål/A 55066-2022 FSC-klagomål.docx
+++ b/klagomål/A 55066-2022 FSC-klagomål.docx
@@ -723,7 +723,7 @@
     <w:r>
       <w:tab/>
       <w:tab/>
-      <w:t>2026-06-22</w:t>
+      <w:t>2026-06-23</w:t>
       <w:br/>
       <w:br/>
     </w:r>

--- a/klagomål/A 55066-2022 FSC-klagomål.docx
+++ b/klagomål/A 55066-2022 FSC-klagomål.docx
@@ -723,7 +723,7 @@
     <w:r>
       <w:tab/>
       <w:tab/>
-      <w:t>2026-06-23</w:t>
+      <w:t>2026-06-24</w:t>
       <w:br/>
       <w:br/>
     </w:r>

--- a/klagomål/A 55066-2022 FSC-klagomål.docx
+++ b/klagomål/A 55066-2022 FSC-klagomål.docx
@@ -723,7 +723,7 @@
     <w:r>
       <w:tab/>
       <w:tab/>
-      <w:t>2026-06-24</w:t>
+      <w:t>2026-06-25</w:t>
       <w:br/>
       <w:br/>
     </w:r>

--- a/klagomål/A 55066-2022 FSC-klagomål.docx
+++ b/klagomål/A 55066-2022 FSC-klagomål.docx
@@ -723,7 +723,7 @@
     <w:r>
       <w:tab/>
       <w:tab/>
-      <w:t>2026-06-25</w:t>
+      <w:t>2026-06-26</w:t>
       <w:br/>
       <w:br/>
     </w:r>

--- a/klagomål/A 55066-2022 FSC-klagomål.docx
+++ b/klagomål/A 55066-2022 FSC-klagomål.docx
@@ -723,7 +723,7 @@
     <w:r>
       <w:tab/>
       <w:tab/>
-      <w:t>2026-06-26</w:t>
+      <w:t>2026-06-27</w:t>
       <w:br/>
       <w:br/>
     </w:r>

--- a/klagomål/A 55066-2022 FSC-klagomål.docx
+++ b/klagomål/A 55066-2022 FSC-klagomål.docx
@@ -723,7 +723,7 @@
     <w:r>
       <w:tab/>
       <w:tab/>
-      <w:t>2026-06-27</w:t>
+      <w:t>2026-06-28</w:t>
       <w:br/>
       <w:br/>
     </w:r>

--- a/klagomål/A 55066-2022 FSC-klagomål.docx
+++ b/klagomål/A 55066-2022 FSC-klagomål.docx
@@ -723,7 +723,7 @@
     <w:r>
       <w:tab/>
       <w:tab/>
-      <w:t>2026-06-28</w:t>
+      <w:t>2026-06-29</w:t>
       <w:br/>
       <w:br/>
     </w:r>

--- a/klagomål/A 55066-2022 FSC-klagomål.docx
+++ b/klagomål/A 55066-2022 FSC-klagomål.docx
@@ -723,7 +723,7 @@
     <w:r>
       <w:tab/>
       <w:tab/>
-      <w:t>2026-06-29</w:t>
+      <w:t>2026-06-30</w:t>
       <w:br/>
       <w:br/>
     </w:r>

--- a/klagomål/A 55066-2022 FSC-klagomål.docx
+++ b/klagomål/A 55066-2022 FSC-klagomål.docx
@@ -723,7 +723,7 @@
     <w:r>
       <w:tab/>
       <w:tab/>
-      <w:t>2026-06-30</w:t>
+      <w:t>2026-07-01</w:t>
       <w:br/>
       <w:br/>
     </w:r>

--- a/klagomål/A 55066-2022 FSC-klagomål.docx
+++ b/klagomål/A 55066-2022 FSC-klagomål.docx
@@ -723,7 +723,7 @@
     <w:r>
       <w:tab/>
       <w:tab/>
-      <w:t>2026-07-01</w:t>
+      <w:t>2026-07-02</w:t>
       <w:br/>
       <w:br/>
     </w:r>

--- a/klagomål/A 55066-2022 FSC-klagomål.docx
+++ b/klagomål/A 55066-2022 FSC-klagomål.docx
@@ -723,7 +723,7 @@
     <w:r>
       <w:tab/>
       <w:tab/>
-      <w:t>2026-07-13</w:t>
+      <w:t>2026-07-14</w:t>
       <w:br/>
       <w:br/>
     </w:r>

--- a/klagomål/A 55066-2022 FSC-klagomål.docx
+++ b/klagomål/A 55066-2022 FSC-klagomål.docx
@@ -723,7 +723,7 @@
     <w:r>
       <w:tab/>
       <w:tab/>
-      <w:t>2026-07-14</w:t>
+      <w:t>2026-07-15</w:t>
       <w:br/>
       <w:br/>
     </w:r>

--- a/klagomål/A 55066-2022 FSC-klagomål.docx
+++ b/klagomål/A 55066-2022 FSC-klagomål.docx
@@ -723,7 +723,7 @@
     <w:r>
       <w:tab/>
       <w:tab/>
-      <w:t>2026-07-15</w:t>
+      <w:t>2026-07-16</w:t>
       <w:br/>
       <w:br/>
     </w:r>

--- a/klagomål/A 55066-2022 FSC-klagomål.docx
+++ b/klagomål/A 55066-2022 FSC-klagomål.docx
@@ -723,7 +723,7 @@
     <w:r>
       <w:tab/>
       <w:tab/>
-      <w:t>2026-07-16</w:t>
+      <w:t>2026-07-17</w:t>
       <w:br/>
       <w:br/>
     </w:r>

--- a/klagomål/A 55066-2022 FSC-klagomål.docx
+++ b/klagomål/A 55066-2022 FSC-klagomål.docx
@@ -723,7 +723,7 @@
     <w:r>
       <w:tab/>
       <w:tab/>
-      <w:t>2026-07-17</w:t>
+      <w:t>2026-07-18</w:t>
       <w:br/>
       <w:br/>
     </w:r>

--- a/klagomål/A 55066-2022 FSC-klagomål.docx
+++ b/klagomål/A 55066-2022 FSC-klagomål.docx
@@ -723,7 +723,7 @@
     <w:r>
       <w:tab/>
       <w:tab/>
-      <w:t>2026-07-18</w:t>
+      <w:t>2026-07-19</w:t>
       <w:br/>
       <w:br/>
     </w:r>

--- a/klagomål/A 55066-2022 FSC-klagomål.docx
+++ b/klagomål/A 55066-2022 FSC-klagomål.docx
@@ -723,7 +723,7 @@
     <w:r>
       <w:tab/>
       <w:tab/>
-      <w:t>2026-07-19</w:t>
+      <w:t>2026-07-20</w:t>
       <w:br/>
       <w:br/>
     </w:r>

--- a/klagomål/A 55066-2022 FSC-klagomål.docx
+++ b/klagomål/A 55066-2022 FSC-klagomål.docx
@@ -723,7 +723,7 @@
     <w:r>
       <w:tab/>
       <w:tab/>
-      <w:t>2026-07-20</w:t>
+      <w:t>2026-07-21</w:t>
       <w:br/>
       <w:br/>
     </w:r>

--- a/klagomål/A 55066-2022 FSC-klagomål.docx
+++ b/klagomål/A 55066-2022 FSC-klagomål.docx
@@ -723,7 +723,7 @@
     <w:r>
       <w:tab/>
       <w:tab/>
-      <w:t>2026-07-21</w:t>
+      <w:t>2026-07-22</w:t>
       <w:br/>
       <w:br/>
     </w:r>

--- a/klagomål/A 55066-2022 FSC-klagomål.docx
+++ b/klagomål/A 55066-2022 FSC-klagomål.docx
@@ -723,7 +723,7 @@
     <w:r>
       <w:tab/>
       <w:tab/>
-      <w:t>2026-07-22</w:t>
+      <w:t>2026-07-23</w:t>
       <w:br/>
       <w:br/>
     </w:r>

--- a/klagomål/A 55066-2022 FSC-klagomål.docx
+++ b/klagomål/A 55066-2022 FSC-klagomål.docx
@@ -723,7 +723,7 @@
     <w:r>
       <w:tab/>
       <w:tab/>
-      <w:t>2026-07-23</w:t>
+      <w:t>2026-07-24</w:t>
       <w:br/>
       <w:br/>
     </w:r>

--- a/klagomål/A 55066-2022 FSC-klagomål.docx
+++ b/klagomål/A 55066-2022 FSC-klagomål.docx
@@ -216,7 +216,7 @@
         <w:spacing w:after="240"/>
       </w:pPr>
       <w:r>
-        <w:t>Figur 1. Fyndplatser för naturvårdsarter inom 25 meter från avverkningsanmälan. Markörer utan svart kant är placerade på fyndplatsen. Markörer med svart kant är placerade vid sidan av fyndplatsen har ett svart streck som visar fyndplatsens exakta position. Kartans mittpunktskoordinat är N 6654151, E 648955 i SWEREF 99 TM.</w:t>
+        <w:t>Figur 1. Fyndplatser för naturvårdsarter inom 25 meter från avverkningsanmälan. Markörer utan svart kant är placerade på fyndplatsen. Markörer med svart kant är placerade vid sidan av fyndplatsen och har ett svart streck som visar fyndplatsens exakta position. Kartans mittpunktskoordinat är N 6654151, E 648955 i SWEREF 99 TM.</w:t>
       </w:r>
     </w:p>
     <w:p>
@@ -723,7 +723,7 @@
     <w:r>
       <w:tab/>
       <w:tab/>
-      <w:t>2026-08-14</w:t>
+      <w:t>2026-08-15</w:t>
       <w:br/>
       <w:br/>
     </w:r>

--- a/klagomål/A 55066-2022 FSC-klagomål.docx
+++ b/klagomål/A 55066-2022 FSC-klagomål.docx
@@ -723,7 +723,7 @@
     <w:r>
       <w:tab/>
       <w:tab/>
-      <w:t>2026-08-15</w:t>
+      <w:t>2026-08-16</w:t>
       <w:br/>
       <w:br/>
     </w:r>

--- a/klagomål/A 55066-2022 FSC-klagomål.docx
+++ b/klagomål/A 55066-2022 FSC-klagomål.docx
@@ -723,7 +723,7 @@
     <w:r>
       <w:tab/>
       <w:tab/>
-      <w:t>2026-08-16</w:t>
+      <w:t>2026-08-17</w:t>
       <w:br/>
       <w:br/>
     </w:r>

--- a/klagomål/A 55066-2022 FSC-klagomål.docx
+++ b/klagomål/A 55066-2022 FSC-klagomål.docx
@@ -723,7 +723,7 @@
     <w:r>
       <w:tab/>
       <w:tab/>
-      <w:t>2026-08-17</w:t>
+      <w:t>2026-08-18</w:t>
       <w:br/>
       <w:br/>
     </w:r>

--- a/klagomål/A 55066-2022 FSC-klagomål.docx
+++ b/klagomål/A 55066-2022 FSC-klagomål.docx
@@ -723,7 +723,7 @@
     <w:r>
       <w:tab/>
       <w:tab/>
-      <w:t>2026-08-18</w:t>
+      <w:t>2026-08-19</w:t>
       <w:br/>
       <w:br/>
     </w:r>

--- a/klagomål/A 55066-2022 FSC-klagomål.docx
+++ b/klagomål/A 55066-2022 FSC-klagomål.docx
@@ -723,7 +723,7 @@
     <w:r>
       <w:tab/>
       <w:tab/>
-      <w:t>2026-08-19</w:t>
+      <w:t>2026-08-20</w:t>
       <w:br/>
       <w:br/>
     </w:r>

--- a/klagomål/A 55066-2022 FSC-klagomål.docx
+++ b/klagomål/A 55066-2022 FSC-klagomål.docx
@@ -723,7 +723,7 @@
     <w:r>
       <w:tab/>
       <w:tab/>
-      <w:t>2026-08-20</w:t>
+      <w:t>2026-08-21</w:t>
       <w:br/>
       <w:br/>
     </w:r>

--- a/klagomål/A 55066-2022 FSC-klagomål.docx
+++ b/klagomål/A 55066-2022 FSC-klagomål.docx
@@ -723,7 +723,7 @@
     <w:r>
       <w:tab/>
       <w:tab/>
-      <w:t>2026-08-21</w:t>
+      <w:t>2026-08-22</w:t>
       <w:br/>
       <w:br/>
     </w:r>

--- a/klagomål/A 55066-2022 FSC-klagomål.docx
+++ b/klagomål/A 55066-2022 FSC-klagomål.docx
@@ -723,7 +723,7 @@
     <w:r>
       <w:tab/>
       <w:tab/>
-      <w:t>2026-08-22</w:t>
+      <w:t>2026-08-23</w:t>
       <w:br/>
       <w:br/>
     </w:r>

--- a/klagomål/A 55066-2022 FSC-klagomål.docx
+++ b/klagomål/A 55066-2022 FSC-klagomål.docx
@@ -723,7 +723,7 @@
     <w:r>
       <w:tab/>
       <w:tab/>
-      <w:t>2026-08-23</w:t>
+      <w:t>2026-08-24</w:t>
       <w:br/>
       <w:br/>
     </w:r>

--- a/klagomål/A 55066-2022 FSC-klagomål.docx
+++ b/klagomål/A 55066-2022 FSC-klagomål.docx
@@ -723,7 +723,7 @@
     <w:r>
       <w:tab/>
       <w:tab/>
-      <w:t>2026-08-24</w:t>
+      <w:t>2026-08-25</w:t>
       <w:br/>
       <w:br/>
     </w:r>

--- a/klagomål/A 55066-2022 FSC-klagomål.docx
+++ b/klagomål/A 55066-2022 FSC-klagomål.docx
@@ -723,7 +723,7 @@
     <w:r>
       <w:tab/>
       <w:tab/>
-      <w:t>2026-08-25</w:t>
+      <w:t>2026-08-26</w:t>
       <w:br/>
       <w:br/>
     </w:r>

--- a/klagomål/A 55066-2022 FSC-klagomål.docx
+++ b/klagomål/A 55066-2022 FSC-klagomål.docx
@@ -723,7 +723,7 @@
     <w:r>
       <w:tab/>
       <w:tab/>
-      <w:t>2026-08-26</w:t>
+      <w:t>2026-08-27</w:t>
       <w:br/>
       <w:br/>
     </w:r>

--- a/klagomål/A 55066-2022 FSC-klagomål.docx
+++ b/klagomål/A 55066-2022 FSC-klagomål.docx
@@ -723,7 +723,7 @@
     <w:r>
       <w:tab/>
       <w:tab/>
-      <w:t>2026-08-27</w:t>
+      <w:t>2026-08-28</w:t>
       <w:br/>
       <w:br/>
     </w:r>

--- a/klagomål/A 55066-2022 FSC-klagomål.docx
+++ b/klagomål/A 55066-2022 FSC-klagomål.docx
@@ -723,7 +723,7 @@
     <w:r>
       <w:tab/>
       <w:tab/>
-      <w:t>2026-08-28</w:t>
+      <w:t>2026-08-29</w:t>
       <w:br/>
       <w:br/>
     </w:r>

--- a/klagomål/A 55066-2022 FSC-klagomål.docx
+++ b/klagomål/A 55066-2022 FSC-klagomål.docx
@@ -723,7 +723,7 @@
     <w:r>
       <w:tab/>
       <w:tab/>
-      <w:t>2026-08-29</w:t>
+      <w:t>2026-08-31</w:t>
       <w:br/>
       <w:br/>
     </w:r>

--- a/klagomål/A 55066-2022 FSC-klagomål.docx
+++ b/klagomål/A 55066-2022 FSC-klagomål.docx
@@ -723,7 +723,7 @@
     <w:r>
       <w:tab/>
       <w:tab/>
-      <w:t>2026-08-31</w:t>
+      <w:t>2026-09-01</w:t>
       <w:br/>
       <w:br/>
     </w:r>

--- a/klagomål/A 55066-2022 FSC-klagomål.docx
+++ b/klagomål/A 55066-2022 FSC-klagomål.docx
@@ -723,7 +723,7 @@
     <w:r>
       <w:tab/>
       <w:tab/>
-      <w:t>2026-09-01</w:t>
+      <w:t>2026-09-02</w:t>
       <w:br/>
       <w:br/>
     </w:r>

--- a/klagomål/A 55066-2022 FSC-klagomål.docx
+++ b/klagomål/A 55066-2022 FSC-klagomål.docx
@@ -723,7 +723,7 @@
     <w:r>
       <w:tab/>
       <w:tab/>
-      <w:t>2026-09-02</w:t>
+      <w:t>2026-09-03</w:t>
       <w:br/>
       <w:br/>
     </w:r>

--- a/klagomål/A 55066-2022 FSC-klagomål.docx
+++ b/klagomål/A 55066-2022 FSC-klagomål.docx
@@ -723,7 +723,7 @@
     <w:r>
       <w:tab/>
       <w:tab/>
-      <w:t>2026-09-03</w:t>
+      <w:t>2026-09-04</w:t>
       <w:br/>
       <w:br/>
     </w:r>

--- a/klagomål/A 55066-2022 FSC-klagomål.docx
+++ b/klagomål/A 55066-2022 FSC-klagomål.docx
@@ -723,7 +723,7 @@
     <w:r>
       <w:tab/>
       <w:tab/>
-      <w:t>2026-09-04</w:t>
+      <w:t>2026-09-05</w:t>
       <w:br/>
       <w:br/>
     </w:r>

--- a/klagomål/A 55066-2022 FSC-klagomål.docx
+++ b/klagomål/A 55066-2022 FSC-klagomål.docx
@@ -723,7 +723,7 @@
     <w:r>
       <w:tab/>
       <w:tab/>
-      <w:t>2026-09-05</w:t>
+      <w:t>2026-09-06</w:t>
       <w:br/>
       <w:br/>
     </w:r>

--- a/klagomål/A 55066-2022 FSC-klagomål.docx
+++ b/klagomål/A 55066-2022 FSC-klagomål.docx
@@ -723,7 +723,7 @@
     <w:r>
       <w:tab/>
       <w:tab/>
-      <w:t>2026-09-06</w:t>
+      <w:t>2026-09-07</w:t>
       <w:br/>
       <w:br/>
     </w:r>

--- a/klagomål/A 55066-2022 FSC-klagomål.docx
+++ b/klagomål/A 55066-2022 FSC-klagomål.docx
@@ -723,7 +723,7 @@
     <w:r>
       <w:tab/>
       <w:tab/>
-      <w:t>2026-09-07</w:t>
+      <w:t>2026-09-08</w:t>
       <w:br/>
       <w:br/>
     </w:r>

--- a/klagomål/A 55066-2022 FSC-klagomål.docx
+++ b/klagomål/A 55066-2022 FSC-klagomål.docx
@@ -723,7 +723,7 @@
     <w:r>
       <w:tab/>
       <w:tab/>
-      <w:t>2026-09-08</w:t>
+      <w:t>2026-09-09</w:t>
       <w:br/>
       <w:br/>
     </w:r>

--- a/klagomål/A 55066-2022 FSC-klagomål.docx
+++ b/klagomål/A 55066-2022 FSC-klagomål.docx
@@ -723,7 +723,7 @@
     <w:r>
       <w:tab/>
       <w:tab/>
-      <w:t>2026-09-09</w:t>
+      <w:t>2026-09-10</w:t>
       <w:br/>
       <w:br/>
     </w:r>

--- a/klagomål/A 55066-2022 FSC-klagomål.docx
+++ b/klagomål/A 55066-2022 FSC-klagomål.docx
@@ -723,7 +723,7 @@
     <w:r>
       <w:tab/>
       <w:tab/>
-      <w:t>2026-09-10</w:t>
+      <w:t>2026-09-11</w:t>
       <w:br/>
       <w:br/>
     </w:r>

--- a/klagomål/A 55066-2022 FSC-klagomål.docx
+++ b/klagomål/A 55066-2022 FSC-klagomål.docx
@@ -723,7 +723,7 @@
     <w:r>
       <w:tab/>
       <w:tab/>
-      <w:t>2026-09-11</w:t>
+      <w:t>2026-09-12</w:t>
       <w:br/>
       <w:br/>
     </w:r>
